--- a/docs/SC6113 Individual Assignment.docx
+++ b/docs/SC6113 Individual Assignment.docx
@@ -665,7 +665,7 @@
         <w:pStyle w:val="ListBullet"/>
       </w:pPr>
       <w:r>
-        <w:t>Demonstration Video (5–8 minutes)</w:t>
+        <w:t>No video recording needed</w:t>
       </w:r>
     </w:p>
     <w:p>
